--- a/ArtilleryFireCalculator/Document.docx
+++ b/ArtilleryFireCalculator/Document.docx
@@ -12,7 +12,6 @@
           <w:bCs/>
           <w:sz w:val="32"/>
           <w:szCs w:val="32"/>
-          <w:lang w:val="ru-UA"/>
         </w:rPr>
       </w:pPr>
       <w:r>
@@ -22,7 +21,6 @@
           <w:bCs/>
           <w:sz w:val="32"/>
           <w:szCs w:val="32"/>
-          <w:lang w:val="ru-UA"/>
         </w:rPr>
         <w:t>Скрины работы приложения:</w:t>
       </w:r>
@@ -37,7 +35,6 @@
           <w:bCs/>
           <w:sz w:val="28"/>
           <w:szCs w:val="28"/>
-          <w:lang w:val="ru-UA"/>
         </w:rPr>
       </w:pPr>
       <w:r>
@@ -47,7 +44,6 @@
           <w:bCs/>
           <w:sz w:val="28"/>
           <w:szCs w:val="28"/>
-          <w:lang w:val="ru-UA"/>
         </w:rPr>
         <w:br/>
       </w:r>
@@ -56,7 +52,6 @@
           <w:rFonts w:ascii="Times New Roman" w:hAnsi="Times New Roman" w:cs="Times New Roman"/>
           <w:sz w:val="28"/>
           <w:szCs w:val="28"/>
-          <w:lang w:val="ru-UA"/>
         </w:rPr>
         <w:t xml:space="preserve">При запуске пользователь видит белое полотно, </w:t>
       </w:r>
@@ -65,7 +60,6 @@
           <w:rFonts w:ascii="Times New Roman" w:hAnsi="Times New Roman" w:cs="Times New Roman"/>
           <w:sz w:val="28"/>
           <w:szCs w:val="28"/>
-          <w:lang w:val="ru-UA"/>
         </w:rPr>
         <w:t>которое</w:t>
       </w:r>
@@ -74,7 +68,6 @@
           <w:rFonts w:ascii="Times New Roman" w:hAnsi="Times New Roman" w:cs="Times New Roman"/>
           <w:sz w:val="28"/>
           <w:szCs w:val="28"/>
-          <w:lang w:val="ru-UA"/>
         </w:rPr>
         <w:t xml:space="preserve"> нужно либо разместить там где в игре находиться карта, либо развернуть на весь </w:t>
       </w:r>
@@ -83,7 +76,6 @@
           <w:rFonts w:ascii="Times New Roman" w:hAnsi="Times New Roman" w:cs="Times New Roman"/>
           <w:sz w:val="28"/>
           <w:szCs w:val="28"/>
-          <w:lang w:val="ru-UA"/>
         </w:rPr>
         <w:t xml:space="preserve">экран и ввести в единственное возможное поле: длину стороны квадрата карты в метрах. </w:t>
       </w:r>
@@ -92,7 +84,6 @@
           <w:rFonts w:ascii="Times New Roman" w:hAnsi="Times New Roman" w:cs="Times New Roman"/>
           <w:sz w:val="28"/>
           <w:szCs w:val="28"/>
-          <w:lang w:val="ru-UA"/>
         </w:rPr>
         <w:t>После этого окно можно свернуть.</w:t>
       </w:r>
@@ -103,7 +94,6 @@
           <w:bCs/>
           <w:sz w:val="28"/>
           <w:szCs w:val="28"/>
-          <w:lang w:val="ru-UA"/>
         </w:rPr>
         <w:br/>
       </w:r>
@@ -112,9 +102,9 @@
           <w:rFonts w:ascii="Times New Roman" w:hAnsi="Times New Roman" w:cs="Times New Roman"/>
           <w:b/>
           <w:bCs/>
-          <w:sz w:val="28"/>
-          <w:szCs w:val="28"/>
-          <w:lang w:val="ru-UA"/>
+          <w:noProof/>
+          <w:sz w:val="28"/>
+          <w:szCs w:val="28"/>
         </w:rPr>
         <w:drawing>
           <wp:inline distT="0" distB="0" distL="0" distR="0" wp14:anchorId="54EFD6EE" wp14:editId="10154EAB">
@@ -159,7 +149,6 @@
           <w:bCs/>
           <w:sz w:val="28"/>
           <w:szCs w:val="28"/>
-          <w:lang w:val="ru-UA"/>
         </w:rPr>
         <w:br/>
       </w:r>
@@ -174,6 +163,7 @@
           <w:lang w:val="ru-RU"/>
         </w:rPr>
       </w:pPr>
+      <w:proofErr w:type="spellStart"/>
       <w:r>
         <w:rPr>
           <w:rFonts w:ascii="Times New Roman" w:hAnsi="Times New Roman" w:cs="Times New Roman"/>
@@ -183,7 +173,19 @@
           <w:szCs w:val="28"/>
           <w:lang w:val="ru-RU"/>
         </w:rPr>
-        <w:t xml:space="preserve">Meters – </w:t>
+        <w:t>Meters</w:t>
+      </w:r>
+      <w:proofErr w:type="spellEnd"/>
+      <w:r>
+        <w:rPr>
+          <w:rFonts w:ascii="Times New Roman" w:hAnsi="Times New Roman" w:cs="Times New Roman"/>
+          <w:b/>
+          <w:bCs/>
+          <w:sz w:val="28"/>
+          <w:szCs w:val="28"/>
+          <w:lang w:val="ru-RU"/>
+        </w:rPr>
+        <w:t xml:space="preserve"> – </w:t>
       </w:r>
       <w:r>
         <w:rPr>
@@ -205,6 +207,7 @@
           <w:lang w:val="ru-RU"/>
         </w:rPr>
       </w:pPr>
+      <w:proofErr w:type="spellStart"/>
       <w:r>
         <w:rPr>
           <w:rFonts w:ascii="Times New Roman" w:hAnsi="Times New Roman" w:cs="Times New Roman"/>
@@ -214,8 +217,9 @@
           <w:szCs w:val="28"/>
           <w:lang w:val="ru-RU"/>
         </w:rPr>
-        <w:t xml:space="preserve">Agle </w:t>
-      </w:r>
+        <w:t>Agle</w:t>
+      </w:r>
+      <w:proofErr w:type="spellEnd"/>
       <w:r>
         <w:rPr>
           <w:rFonts w:ascii="Times New Roman" w:hAnsi="Times New Roman" w:cs="Times New Roman"/>
@@ -225,7 +229,7 @@
           <w:szCs w:val="28"/>
           <w:lang w:val="ru-RU"/>
         </w:rPr>
-        <w:t>–</w:t>
+        <w:t xml:space="preserve"> </w:t>
       </w:r>
       <w:r>
         <w:rPr>
@@ -236,6 +240,17 @@
           <w:szCs w:val="28"/>
           <w:lang w:val="ru-RU"/>
         </w:rPr>
+        <w:t>–</w:t>
+      </w:r>
+      <w:r>
+        <w:rPr>
+          <w:rFonts w:ascii="Times New Roman" w:hAnsi="Times New Roman" w:cs="Times New Roman"/>
+          <w:b/>
+          <w:bCs/>
+          <w:sz w:val="28"/>
+          <w:szCs w:val="28"/>
+          <w:lang w:val="ru-RU"/>
+        </w:rPr>
         <w:t xml:space="preserve"> </w:t>
       </w:r>
       <w:r>
@@ -258,6 +273,7 @@
           <w:lang w:val="ru-RU"/>
         </w:rPr>
       </w:pPr>
+      <w:proofErr w:type="spellStart"/>
       <w:r>
         <w:rPr>
           <w:rFonts w:ascii="Times New Roman" w:hAnsi="Times New Roman" w:cs="Times New Roman"/>
@@ -267,8 +283,9 @@
           <w:szCs w:val="28"/>
           <w:lang w:val="ru-RU"/>
         </w:rPr>
-        <w:t xml:space="preserve">Px </w:t>
-      </w:r>
+        <w:t>Px</w:t>
+      </w:r>
+      <w:proofErr w:type="spellEnd"/>
       <w:r>
         <w:rPr>
           <w:rFonts w:ascii="Times New Roman" w:hAnsi="Times New Roman" w:cs="Times New Roman"/>
@@ -278,7 +295,7 @@
           <w:szCs w:val="28"/>
           <w:lang w:val="ru-RU"/>
         </w:rPr>
-        <w:t>–</w:t>
+        <w:t xml:space="preserve"> </w:t>
       </w:r>
       <w:r>
         <w:rPr>
@@ -289,6 +306,17 @@
           <w:szCs w:val="28"/>
           <w:lang w:val="ru-RU"/>
         </w:rPr>
+        <w:t>–</w:t>
+      </w:r>
+      <w:r>
+        <w:rPr>
+          <w:rFonts w:ascii="Times New Roman" w:hAnsi="Times New Roman" w:cs="Times New Roman"/>
+          <w:b/>
+          <w:bCs/>
+          <w:sz w:val="28"/>
+          <w:szCs w:val="28"/>
+          <w:lang w:val="ru-RU"/>
+        </w:rPr>
         <w:t xml:space="preserve"> </w:t>
       </w:r>
       <w:r>
@@ -400,6 +428,7 @@
       <w:r>
         <w:rPr>
           <w:rFonts w:ascii="Times New Roman" w:hAnsi="Times New Roman" w:cs="Times New Roman"/>
+          <w:noProof/>
           <w:sz w:val="28"/>
           <w:szCs w:val="28"/>
           <w:lang w:val="ru-RU"/>
@@ -529,7 +558,6 @@
           <w:rFonts w:ascii="Times New Roman" w:hAnsi="Times New Roman" w:cs="Times New Roman"/>
           <w:sz w:val="28"/>
           <w:szCs w:val="28"/>
-          <w:lang w:val="ru-UA"/>
         </w:rPr>
       </w:pPr>
       <w:r>
@@ -559,7 +587,6 @@
           <w:rFonts w:ascii="Times New Roman" w:hAnsi="Times New Roman" w:cs="Times New Roman"/>
           <w:sz w:val="28"/>
           <w:szCs w:val="28"/>
-          <w:lang w:val="ru-UA"/>
         </w:rPr>
         <w:t>для точки ПО которой стреляем</w:t>
       </w:r>
@@ -572,7 +599,6 @@
           <w:rFonts w:ascii="Times New Roman" w:hAnsi="Times New Roman" w:cs="Times New Roman"/>
           <w:sz w:val="28"/>
           <w:szCs w:val="28"/>
-          <w:lang w:val="ru-UA"/>
         </w:rPr>
       </w:pPr>
     </w:p>
@@ -583,15 +609,13 @@
           <w:rFonts w:ascii="Times New Roman" w:hAnsi="Times New Roman" w:cs="Times New Roman"/>
           <w:sz w:val="28"/>
           <w:szCs w:val="28"/>
-          <w:lang w:val="ru-UA"/>
-        </w:rPr>
-      </w:pPr>
-      <w:r>
-        <w:rPr>
-          <w:rFonts w:ascii="Times New Roman" w:hAnsi="Times New Roman" w:cs="Times New Roman"/>
-          <w:sz w:val="28"/>
-          <w:szCs w:val="28"/>
-          <w:lang w:val="ru-UA"/>
+        </w:rPr>
+      </w:pPr>
+      <w:r>
+        <w:rPr>
+          <w:rFonts w:ascii="Times New Roman" w:hAnsi="Times New Roman" w:cs="Times New Roman"/>
+          <w:sz w:val="28"/>
+          <w:szCs w:val="28"/>
         </w:rPr>
         <w:t>П</w:t>
       </w:r>
@@ -600,7 +624,6 @@
           <w:rFonts w:ascii="Times New Roman" w:hAnsi="Times New Roman" w:cs="Times New Roman"/>
           <w:sz w:val="28"/>
           <w:szCs w:val="28"/>
-          <w:lang w:val="ru-UA"/>
         </w:rPr>
         <w:t>араллельно</w:t>
       </w:r>
@@ -609,7 +632,6 @@
           <w:rFonts w:ascii="Times New Roman" w:hAnsi="Times New Roman" w:cs="Times New Roman"/>
           <w:sz w:val="28"/>
           <w:szCs w:val="28"/>
-          <w:lang w:val="ru-UA"/>
         </w:rPr>
         <w:t xml:space="preserve"> с этим на полотне рисуется простенькая схема для визуального отображения работы программы:</w:t>
       </w:r>
@@ -618,7 +640,6 @@
           <w:rFonts w:ascii="Times New Roman" w:hAnsi="Times New Roman" w:cs="Times New Roman"/>
           <w:sz w:val="28"/>
           <w:szCs w:val="28"/>
-          <w:lang w:val="ru-UA"/>
         </w:rPr>
         <w:br/>
       </w:r>
@@ -627,16 +648,15 @@
           <w:rFonts w:ascii="Times New Roman" w:hAnsi="Times New Roman" w:cs="Times New Roman"/>
           <w:sz w:val="28"/>
           <w:szCs w:val="28"/>
-          <w:lang w:val="ru-UA"/>
         </w:rPr>
         <w:br/>
       </w:r>
       <w:r>
         <w:rPr>
           <w:rFonts w:ascii="Times New Roman" w:hAnsi="Times New Roman" w:cs="Times New Roman"/>
-          <w:sz w:val="28"/>
-          <w:szCs w:val="28"/>
-          <w:lang w:val="ru-UA"/>
+          <w:noProof/>
+          <w:sz w:val="28"/>
+          <w:szCs w:val="28"/>
         </w:rPr>
         <w:drawing>
           <wp:inline distT="0" distB="0" distL="0" distR="0" wp14:anchorId="2452C6FF" wp14:editId="16A8EE98">
@@ -674,12 +694,104 @@
           </wp:inline>
         </w:drawing>
       </w:r>
-      <w:r>
-        <w:rPr>
-          <w:rFonts w:ascii="Times New Roman" w:hAnsi="Times New Roman" w:cs="Times New Roman"/>
-          <w:sz w:val="28"/>
-          <w:szCs w:val="28"/>
-          <w:lang w:val="ru-UA"/>
+    </w:p>
+    <w:p>
+      <w:pPr>
+        <w:rPr>
+          <w:rFonts w:ascii="Times New Roman" w:hAnsi="Times New Roman" w:cs="Times New Roman"/>
+          <w:sz w:val="28"/>
+          <w:szCs w:val="28"/>
+        </w:rPr>
+      </w:pPr>
+      <w:r>
+        <w:rPr>
+          <w:rFonts w:ascii="Times New Roman" w:hAnsi="Times New Roman" w:cs="Times New Roman"/>
+          <w:sz w:val="28"/>
+          <w:szCs w:val="28"/>
+        </w:rPr>
+        <w:br w:type="page"/>
+      </w:r>
+    </w:p>
+    <w:p>
+      <w:pPr>
+        <w:spacing w:line="360" w:lineRule="auto"/>
+        <w:rPr>
+          <w:rFonts w:ascii="Times New Roman" w:hAnsi="Times New Roman" w:cs="Times New Roman"/>
+          <w:sz w:val="28"/>
+          <w:szCs w:val="28"/>
+        </w:rPr>
+      </w:pPr>
+      <w:r>
+        <w:rPr>
+          <w:rFonts w:ascii="Times New Roman" w:hAnsi="Times New Roman" w:cs="Times New Roman"/>
+          <w:sz w:val="28"/>
+          <w:szCs w:val="28"/>
+        </w:rPr>
+        <w:lastRenderedPageBreak/>
+        <w:t>Пример корректного попадания по цели (скрин друга из дрона-корректировщика):</w:t>
+      </w:r>
+      <w:r>
+        <w:rPr>
+          <w:rFonts w:ascii="Times New Roman" w:hAnsi="Times New Roman" w:cs="Times New Roman"/>
+          <w:sz w:val="28"/>
+          <w:szCs w:val="28"/>
+        </w:rPr>
+        <w:br/>
+      </w:r>
+      <w:r>
+        <w:rPr>
+          <w:noProof/>
+        </w:rPr>
+        <w:drawing>
+          <wp:inline distT="0" distB="0" distL="0" distR="0" wp14:anchorId="7F823E2C" wp14:editId="6FE8DBF6">
+            <wp:extent cx="5562600" cy="7067550"/>
+            <wp:effectExtent l="0" t="0" r="0" b="0"/>
+            <wp:docPr id="2140434869" name="Рисунок 1"/>
+            <wp:cNvGraphicFramePr>
+              <a:graphicFrameLocks xmlns:a="http://schemas.openxmlformats.org/drawingml/2006/main" noChangeAspect="1"/>
+            </wp:cNvGraphicFramePr>
+            <a:graphic xmlns:a="http://schemas.openxmlformats.org/drawingml/2006/main">
+              <a:graphicData uri="http://schemas.openxmlformats.org/drawingml/2006/picture">
+                <pic:pic xmlns:pic="http://schemas.openxmlformats.org/drawingml/2006/picture">
+                  <pic:nvPicPr>
+                    <pic:cNvPr id="2140434869" name=""/>
+                    <pic:cNvPicPr/>
+                  </pic:nvPicPr>
+                  <pic:blipFill rotWithShape="1">
+                    <a:blip r:embed="rId8"/>
+                    <a:srcRect r="2947" b="7419"/>
+                    <a:stretch>
+                      <a:fillRect/>
+                    </a:stretch>
+                  </pic:blipFill>
+                  <pic:spPr bwMode="auto">
+                    <a:xfrm>
+                      <a:off x="0" y="0"/>
+                      <a:ext cx="5562600" cy="7067550"/>
+                    </a:xfrm>
+                    <a:prstGeom prst="rect">
+                      <a:avLst/>
+                    </a:prstGeom>
+                    <a:ln>
+                      <a:noFill/>
+                    </a:ln>
+                    <a:extLst>
+                      <a:ext uri="{53640926-AAD7-44D8-BBD7-CCE9431645EC}">
+                        <a14:shadowObscured xmlns:a14="http://schemas.microsoft.com/office/drawing/2010/main"/>
+                      </a:ext>
+                    </a:extLst>
+                  </pic:spPr>
+                </pic:pic>
+              </a:graphicData>
+            </a:graphic>
+          </wp:inline>
+        </w:drawing>
+      </w:r>
+      <w:r>
+        <w:rPr>
+          <w:rFonts w:ascii="Times New Roman" w:hAnsi="Times New Roman" w:cs="Times New Roman"/>
+          <w:sz w:val="28"/>
+          <w:szCs w:val="28"/>
         </w:rPr>
         <w:br/>
       </w:r>
